--- a/professor_guidelines/EVALUATION_RESULTS.docx
+++ b/professor_guidelines/EVALUATION_RESULTS.docx
@@ -1165,7 +1165,17 @@
       </w:pPr>
       <w:r>
         <w:rPr/>
-        <w:t xml:space="preserve">Final complete suite: 560 passed, seven dependency warnings. Earlier focused metric tests: 89 passed. Final regression log is </w:t>
+        <w:t xml:space="preserve">The earlier audio-pilot software regression passed 563 tests with seven dependency warnings. Focused comparative metric checks are recorded in </w:t>
+      </w:r>
+      <w:r>
+        <w:rPr>
+          <w:rStyle w:val="SourceText"/>
+        </w:rPr>
+        <w:t>evaluation/comparative_metric_tests.log</w:t>
+      </w:r>
+      <w:r>
+        <w:rPr/>
+        <w:t xml:space="preserve">; that regression log is </w:t>
       </w:r>
       <w:r>
         <w:rPr>
@@ -1175,7 +1185,7 @@
       </w:r>
       <w:r>
         <w:rPr/>
-        <w:t xml:space="preserve">. Browser test verifies synthetic microphone previews, recovery, pause/resume, uploads, search, edits, evidence and responsive layouts. Real local preview inference is recorded separately in </w:t>
+        <w:t xml:space="preserve">. Browser tests verify synthetic microphone previews, recovery, pause/resume, uploads, search, edits, evidence and responsive layouts. Real local preview inference is recorded separately in </w:t>
       </w:r>
       <w:r>
         <w:rPr>
@@ -1185,7 +1195,7 @@
       </w:r>
       <w:r>
         <w:rPr/>
-        <w:t>. Android Java tests and APK build completed; no physical-phone accuracy or thermal certification is implied.</w:t>
+        <w:t>. Android Java tests and APK build completed; no physical-phone accuracy or thermal certification is implied. Later pipeline validation is recorded separately with the new experiment.</w:t>
       </w:r>
     </w:p>
     <w:p>
@@ -1235,12 +1245,190 @@
       <w:pPr>
         <w:pStyle w:val="BodyText"/>
         <w:bidi w:val="0"/>
+        <w:rPr/>
+      </w:pPr>
+      <w:r>
+        <w:rPr/>
+        <w:t>No speech-model training/fine-tuning was performed in this audio pilot; a separately reported linear decision-discussion classifier has now been trained on manual AMI annotations. Public dataset provenance and SHA-256 values are in the two manifests. Neither benchmark contamination nor generalisation to Indian meetings has been ruled out. Timing with concurrent evaluation jobs is not a controlled latency comparison. Full recordings, additional languages, independent human labels, physical Android tests and confidence intervals remain future validation.</w:t>
+      </w:r>
+    </w:p>
+    <w:p>
+      <w:pPr>
+        <w:pStyle w:val="Heading2"/>
+        <w:bidi w:val="0"/>
+        <w:rPr/>
+      </w:pPr>
+      <w:r>
+        <w:rPr/>
+        <w:t>Decision-discussion continued development</w:t>
+      </w:r>
+    </w:p>
+    <w:p>
+      <w:pPr>
+        <w:pStyle w:val="BodyText"/>
+        <w:bidi w:val="0"/>
+        <w:rPr/>
+      </w:pPr>
+      <w:r>
+        <w:rPr/>
+        <w:t xml:space="preserve">The dev-selected </w:t>
+      </w:r>
+      <w:r>
+        <w:rPr>
+          <w:rStyle w:val="SourceText"/>
+        </w:rPr>
+        <w:t>context_40</w:t>
+      </w:r>
+      <w:r>
+        <w:rPr/>
+        <w:t xml:space="preserve"> configuration scores 34.13% precision, 90.12% recall and 49.51% F1 on the same historical cohort as the initial 42.35% F1 pilot. This is exploratory continued development with oracle transcripts/act boundaries, not independent confirmation or app accuracy. See </w:t>
+      </w:r>
+      <w:r>
+        <w:rPr>
+          <w:rStyle w:val="SourceText"/>
+        </w:rPr>
+        <w:t>DECISION_DISCUSSION_IMPROVEMENTS.md</w:t>
+      </w:r>
+      <w:r>
+        <w:rPr/>
+        <w:t xml:space="preserve"> and </w:t>
+      </w:r>
+      <w:r>
+        <w:rPr>
+          <w:rStyle w:val="SourceText"/>
+        </w:rPr>
+        <w:t>evaluation/decision_discussion_v2/</w:t>
+      </w:r>
+      <w:r>
+        <w:rPr/>
+        <w:t xml:space="preserve"> for all variants, the smoothing ablation, frozen selection and provenance. Production rules are unchanged.</w:t>
+      </w:r>
+    </w:p>
+    <w:p>
+      <w:pPr>
+        <w:pStyle w:val="Heading2"/>
+        <w:bidi w:val="0"/>
+        <w:rPr/>
+      </w:pPr>
+      <w:r>
+        <w:rPr/>
+        <w:t>Matched classifier comparison</w:t>
+      </w:r>
+    </w:p>
+    <w:p>
+      <w:pPr>
+        <w:pStyle w:val="BodyText"/>
+        <w:bidi w:val="0"/>
+        <w:rPr/>
+      </w:pPr>
+      <w:r>
+        <w:rPr/>
+        <w:t xml:space="preserve">Four classifier families were trained with both current-act and context-40 features, using the same split and development selection rule. All eight results are reported in </w:t>
+      </w:r>
+      <w:r>
+        <w:rPr>
+          <w:rStyle w:val="SourceText"/>
+        </w:rPr>
+        <w:t>CLASSIFIER_COMPARISON.md</w:t>
+      </w:r>
+      <w:r>
+        <w:rPr/>
+        <w:t xml:space="preserve"> and Table 10 of the manuscript. The new development-selected pipeline, </w:t>
+      </w:r>
+      <w:r>
+        <w:rPr>
+          <w:rStyle w:val="SourceText"/>
+        </w:rPr>
+        <w:t>random_forest__context_40</w:t>
+      </w:r>
+      <w:r>
+        <w:rPr/>
+        <w:t>, scores 52.08% historical F1. This task-level exploratory study does not benchmark complete meeting assistants or establish general superiority.</w:t>
+      </w:r>
+    </w:p>
+    <w:p>
+      <w:pPr>
+        <w:pStyle w:val="Heading2"/>
+        <w:bidi w:val="0"/>
+        <w:rPr/>
+      </w:pPr>
+      <w:r>
+        <w:rPr/>
+        <w:t>Pipeline integration</w:t>
+      </w:r>
+    </w:p>
+    <w:p>
+      <w:pPr>
+        <w:pStyle w:val="BodyText"/>
+        <w:bidi w:val="0"/>
+        <w:rPr/>
+      </w:pPr>
+      <w:r>
+        <w:rPr/>
+        <w:t xml:space="preserve">The development-selected forest/linear combination scores 53.54% historical discussion-membership F1, with 39.94% precision and 81.18% recall. It is installed locally for English discussion review and included in new report exports and the decision-review screen. See </w:t>
+      </w:r>
+      <w:r>
+        <w:rPr>
+          <w:rStyle w:val="SourceText"/>
+        </w:rPr>
+        <w:t>PIPELINE_IMPROVEMENTS.md</w:t>
+      </w:r>
+      <w:r>
+        <w:rPr/>
+        <w:t xml:space="preserve"> for measured comparisons, runtime checks and limits. Actual recording/ASR-passage accuracy remains unmeasured.</w:t>
+      </w:r>
+    </w:p>
+    <w:p>
+      <w:pPr>
+        <w:pStyle w:val="Heading2"/>
+        <w:bidi w:val="0"/>
+        <w:rPr/>
+      </w:pPr>
+      <w:r>
+        <w:rPr/>
+        <w:t>Further quality experiments and complete scorecard</w:t>
+      </w:r>
+    </w:p>
+    <w:p>
+      <w:pPr>
+        <w:pStyle w:val="BodyText"/>
+        <w:bidi w:val="0"/>
         <w:spacing w:before="0" w:after="283"/>
         <w:rPr/>
       </w:pPr>
       <w:r>
         <w:rPr/>
-        <w:t>No training/fine-tuning was performed. Public dataset provenance and SHA-256 values are in the two manifests. Neither benchmark contamination nor generalisation to Indian meetings has been ruled out. Timing with concurrent evaluation jobs is not a controlled latency comparison. Full recordings, additional languages, independent human labels, physical Android tests and confidence intervals remain future validation.</w:t>
+        <w:t xml:space="preserve">The local speech default is </w:t>
+      </w:r>
+      <w:r>
+        <w:rPr>
+          <w:rStyle w:val="SourceText"/>
+        </w:rPr>
+        <w:t>small</w:t>
+      </w:r>
+      <w:r>
+        <w:rPr/>
+        <w:t xml:space="preserve"> after fixed-sample evaluation. </w:t>
+      </w:r>
+      <w:r>
+        <w:rPr>
+          <w:rStyle w:val="SourceText"/>
+        </w:rPr>
+        <w:t>QUALITY_IMPROVEMENTS.md</w:t>
+      </w:r>
+      <w:r>
+        <w:rPr/>
+        <w:t xml:space="preserve"> reports all recognition cohorts, the installed discussion model's accuracy/balanced accuracy/precision/recall/F1/AP and other metrics, negative NLP trials, and missing ground truth. No new NLP candidate met the release criteria; the installed forest/linear model is retained. Unrounded values and reference denominators are in </w:t>
+      </w:r>
+      <w:r>
+        <w:rPr>
+          <w:rStyle w:val="SourceText"/>
+        </w:rPr>
+        <w:t>evaluation/quality_scorecard/</w:t>
+      </w:r>
+      <w:r>
+        <w:rPr/>
+        <w:t>. These are exploratory task scores, not complete application accuracy.</w:t>
       </w:r>
     </w:p>
     <w:sectPr>
